--- a/Báo cáo.docx
+++ b/Báo cáo.docx
@@ -8628,6 +8628,100 @@
     </w:p>
     <w:p>
       <w:pPr>
+        <w:pStyle w:val="Heading2"/>
+      </w:pPr>
+      <w:r>
+        <w:rPr>
+          <w:b/>
+        </w:rPr>
+        <w:t>1.5. Sơ Đồ Use Case</w:t>
+      </w:r>
+    </w:p>
+    <w:p>
+      <w:pPr/>
+      <w:r>
+        <w:rPr>
+          <w:rFonts w:ascii="Times New Roman" w:hAnsi="Times New Roman"/>
+          <w:sz w:val="28"/>
+        </w:rPr>
+        <w:t>Sơ đồ Use Case của hệ thống mô tả các chức năng chính mà các tác nhân (Khách hàng và Quản trị viên) có thể tương tác với ứng dụng Web Bán Hàng Online:</w:t>
+      </w:r>
+    </w:p>
+    <w:p>
+      <w:pPr/>
+      <w:r>
+        <w:rPr>
+          <w:rFonts w:ascii="Times New Roman" w:hAnsi="Times New Roman"/>
+          <w:sz w:val="28"/>
+        </w:rPr>
+        <w:t>•   Khách hàng (Client): Thực hiện các chức năng cốt lõi như đăng ký, đăng nhập, tìm kiếm sản phẩm, quản lý giỏ hàng, đặt hàng thanh toán, xem thông tin cá nhân và xem lịch sử các đơn hàng đã mua.</w:t>
+      </w:r>
+    </w:p>
+    <w:p>
+      <w:pPr/>
+      <w:r>
+        <w:rPr>
+          <w:rFonts w:ascii="Times New Roman" w:hAnsi="Times New Roman"/>
+          <w:sz w:val="28"/>
+        </w:rPr>
+        <w:t>•   Quản trị viên (Admin): Truy cập vào trang tổng quan (Dashboard) xem số liệu thống kê, thực hiện các thao tác CRUD đối với sản phẩm, danh mục sản phẩm, quản lý đơn hàng (CRUD đơn hàng, thay đổi trạng thái, xóa sản phẩm khỏi đơn hàng), quản lý tài khoản admin, phân quyền vai trò và khôi phục các mục bị xóa trong thùng rác.</w:t>
+      </w:r>
+    </w:p>
+    <w:p>
+      <w:pPr>
+        <w:jc w:val="center"/>
+      </w:pPr>
+      <w:r>
+        <w:drawing>
+          <wp:inline>
+            <wp:extent cx="5486400" cy="3886200"/>
+            <wp:docPr id="5" name="Picture 5"/>
+            <wp:cNvGraphicFramePr>
+              <a:graphicFrameLocks noChangeAspect="1"/>
+            </wp:cNvGraphicFramePr>
+            <a:graphic>
+              <a:graphicData uri="http://schemas.openxmlformats.org/drawingml/2006/picture">
+                <pic:pic>
+                  <pic:nvPicPr>
+                    <pic:cNvPr id="0" name="usecase_diagram.png"/>
+                    <pic:cNvPicPr/>
+                  </pic:nvPicPr>
+                  <pic:blipFill>
+                    <a:blip r:embed="rId13"/>
+                    <a:stretch>
+                      <a:fillRect/>
+                    </a:stretch>
+                  </pic:blipFill>
+                  <pic:spPr>
+                    <a:xfrm>
+                      <a:off x="0" y="0"/>
+                      <a:ext cx="5486400" cy="3886200"/>
+                    </a:xfrm>
+                    <a:prstGeom prst="rect"/>
+                  </pic:spPr>
+                </pic:pic>
+              </a:graphicData>
+            </a:graphic>
+          </wp:inline>
+        </w:drawing>
+      </w:r>
+    </w:p>
+    <w:p>
+      <w:pPr>
+        <w:jc w:val="center"/>
+      </w:pPr>
+      <w:r>
+        <w:rPr>
+          <w:rFonts w:ascii="Times New Roman" w:hAnsi="Times New Roman"/>
+          <w:i/>
+          <w:sz w:val="28"/>
+        </w:rPr>
+        <w:t>Hình 1.1: Sơ đồ Use Case tổng thể hệ thống</w:t>
+      </w:r>
+    </w:p>
+    <w:p/>
+    <w:p>
+      <w:pPr>
         <w:pStyle w:val="Heading1"/>
         <w:rPr/>
       </w:pPr>
@@ -18294,6 +18388,453 @@
     </w:p>
     <w:p>
       <w:pPr>
+        <w:pStyle w:val="Heading2"/>
+      </w:pPr>
+      <w:r>
+        <w:rPr>
+          <w:b/>
+        </w:rPr>
+        <w:t>3.9. Quản Lý Đơn Hàng (Orders)</w:t>
+      </w:r>
+    </w:p>
+    <w:p>
+      <w:pPr/>
+      <w:r>
+        <w:rPr>
+          <w:rFonts w:ascii="Times New Roman" w:hAnsi="Times New Roman"/>
+          <w:sz w:val="28"/>
+        </w:rPr>
+        <w:t>Chức năng quản lý đơn hàng bên phía Admin cho phép quản trị viên xem danh sách các đơn hàng, cập nhật thông tin giao hàng của khách, thay đổi trạng thái đơn hàng (Chờ xử lý, Đang xử lý, Đã gửi hàng, Đã hủy), xóa sản phẩm cụ thể ra khỏi đơn hàng, hoặc thực hiện xóa mềm đơn hàng. Ngoài ra, tổng số đơn hàng chưa xóa được đếm tự động để hiển thị số lượng trực quan trên sidebar admin (ví dụ: 'Order (6)') và cập nhật thống kê doanh thu trên Dashboard.</w:t>
+      </w:r>
+    </w:p>
+    <w:tbl>
+      <w:tblPr>
+        <w:tblW w:type="auto" w:w="0"/>
+        <w:tblLook w:firstColumn="1" w:firstRow="1" w:lastColumn="0" w:lastRow="0" w:noHBand="0" w:noVBand="1" w:val="04A0"/>
+        <w:tblBorders>
+          <w:top w:val="single" w:sz="4" w:space="0" w:color="auto"/>
+          <w:left w:val="single" w:sz="4" w:space="0" w:color="auto"/>
+          <w:bottom w:val="single" w:sz="4" w:space="0" w:color="auto"/>
+          <w:right w:val="single" w:sz="4" w:space="0" w:color="auto"/>
+          <w:insideH w:val="single" w:sz="4" w:space="0" w:color="auto"/>
+          <w:insideV w:val="single" w:sz="4" w:space="0" w:color="auto"/>
+        </w:tblBorders>
+      </w:tblPr>
+      <w:tblGrid>
+        <w:gridCol w:w="3010"/>
+        <w:gridCol w:w="3010"/>
+        <w:gridCol w:w="3010"/>
+      </w:tblGrid>
+      <w:tr>
+        <w:tc>
+          <w:tcPr>
+            <w:tcW w:type="dxa" w:w="1440"/>
+          </w:tcPr>
+          <w:p>
+            <w:pPr>
+              <w:jc w:val="left"/>
+            </w:pPr>
+            <w:r>
+              <w:rPr>
+                <w:rFonts w:ascii="Times New Roman" w:hAnsi="Times New Roman"/>
+                <w:b/>
+                <w:sz w:val="22"/>
+              </w:rPr>
+              <w:t>Method</w:t>
+            </w:r>
+          </w:p>
+        </w:tc>
+        <w:tc>
+          <w:tcPr>
+            <w:tcW w:type="dxa" w:w="4032"/>
+          </w:tcPr>
+          <w:p>
+            <w:pPr>
+              <w:jc w:val="left"/>
+            </w:pPr>
+            <w:r>
+              <w:rPr>
+                <w:rFonts w:ascii="Times New Roman" w:hAnsi="Times New Roman"/>
+                <w:b/>
+                <w:sz w:val="22"/>
+              </w:rPr>
+              <w:t>URL</w:t>
+            </w:r>
+          </w:p>
+        </w:tc>
+        <w:tc>
+          <w:tcPr>
+            <w:tcW w:type="dxa" w:w="4608"/>
+          </w:tcPr>
+          <w:p>
+            <w:pPr>
+              <w:jc w:val="left"/>
+            </w:pPr>
+            <w:r>
+              <w:rPr>
+                <w:rFonts w:ascii="Times New Roman" w:hAnsi="Times New Roman"/>
+                <w:b/>
+                <w:sz w:val="22"/>
+              </w:rPr>
+              <w:t>Mô tả</w:t>
+            </w:r>
+          </w:p>
+        </w:tc>
+      </w:tr>
+      <w:tr>
+        <w:tc>
+          <w:tcPr>
+            <w:tcW w:type="dxa" w:w="1440"/>
+          </w:tcPr>
+          <w:p>
+            <w:pPr>
+              <w:jc w:val="left"/>
+            </w:pPr>
+            <w:r>
+              <w:rPr>
+                <w:rFonts w:ascii="Times New Roman" w:hAnsi="Times New Roman"/>
+                <w:sz w:val="22"/>
+              </w:rPr>
+              <w:t>GET</w:t>
+            </w:r>
+          </w:p>
+        </w:tc>
+        <w:tc>
+          <w:tcPr>
+            <w:tcW w:type="dxa" w:w="4032"/>
+          </w:tcPr>
+          <w:p>
+            <w:pPr>
+              <w:jc w:val="left"/>
+            </w:pPr>
+            <w:r>
+              <w:rPr>
+                <w:rFonts w:ascii="Times New Roman" w:hAnsi="Times New Roman"/>
+                <w:sz w:val="22"/>
+              </w:rPr>
+              <w:t>/admin/orders</w:t>
+            </w:r>
+          </w:p>
+        </w:tc>
+        <w:tc>
+          <w:tcPr>
+            <w:tcW w:type="dxa" w:w="4608"/>
+          </w:tcPr>
+          <w:p>
+            <w:pPr>
+              <w:jc w:val="left"/>
+            </w:pPr>
+            <w:r>
+              <w:rPr>
+                <w:rFonts w:ascii="Times New Roman" w:hAnsi="Times New Roman"/>
+                <w:sz w:val="22"/>
+              </w:rPr>
+              <w:t>Xem danh sách tất cả đơn hàng (có phân trang, tìm kiếm)</w:t>
+            </w:r>
+          </w:p>
+        </w:tc>
+      </w:tr>
+      <w:tr>
+        <w:tc>
+          <w:tcPr>
+            <w:tcW w:type="dxa" w:w="1440"/>
+          </w:tcPr>
+          <w:p>
+            <w:pPr>
+              <w:jc w:val="left"/>
+            </w:pPr>
+            <w:r>
+              <w:rPr>
+                <w:rFonts w:ascii="Times New Roman" w:hAnsi="Times New Roman"/>
+                <w:sz w:val="22"/>
+              </w:rPr>
+              <w:t>GET</w:t>
+            </w:r>
+          </w:p>
+        </w:tc>
+        <w:tc>
+          <w:tcPr>
+            <w:tcW w:type="dxa" w:w="4032"/>
+          </w:tcPr>
+          <w:p>
+            <w:pPr>
+              <w:jc w:val="left"/>
+            </w:pPr>
+            <w:r>
+              <w:rPr>
+                <w:rFonts w:ascii="Times New Roman" w:hAnsi="Times New Roman"/>
+                <w:sz w:val="22"/>
+              </w:rPr>
+              <w:t>/admin/orders/detail/:id</w:t>
+            </w:r>
+          </w:p>
+        </w:tc>
+        <w:tc>
+          <w:tcPr>
+            <w:tcW w:type="dxa" w:w="4608"/>
+          </w:tcPr>
+          <w:p>
+            <w:pPr>
+              <w:jc w:val="left"/>
+            </w:pPr>
+            <w:r>
+              <w:rPr>
+                <w:rFonts w:ascii="Times New Roman" w:hAnsi="Times New Roman"/>
+                <w:sz w:val="22"/>
+              </w:rPr>
+              <w:t>Xem chi tiết thông tin đơn hàng và các sản phẩm đã đặt</w:t>
+            </w:r>
+          </w:p>
+        </w:tc>
+      </w:tr>
+      <w:tr>
+        <w:tc>
+          <w:tcPr>
+            <w:tcW w:type="dxa" w:w="1440"/>
+          </w:tcPr>
+          <w:p>
+            <w:pPr>
+              <w:jc w:val="left"/>
+            </w:pPr>
+            <w:r>
+              <w:rPr>
+                <w:rFonts w:ascii="Times New Roman" w:hAnsi="Times New Roman"/>
+                <w:sz w:val="22"/>
+              </w:rPr>
+              <w:t>GET</w:t>
+            </w:r>
+          </w:p>
+        </w:tc>
+        <w:tc>
+          <w:tcPr>
+            <w:tcW w:type="dxa" w:w="4032"/>
+          </w:tcPr>
+          <w:p>
+            <w:pPr>
+              <w:jc w:val="left"/>
+            </w:pPr>
+            <w:r>
+              <w:rPr>
+                <w:rFonts w:ascii="Times New Roman" w:hAnsi="Times New Roman"/>
+                <w:sz w:val="22"/>
+              </w:rPr>
+              <w:t>/admin/orders/edit/:id</w:t>
+            </w:r>
+          </w:p>
+        </w:tc>
+        <w:tc>
+          <w:tcPr>
+            <w:tcW w:type="dxa" w:w="4608"/>
+          </w:tcPr>
+          <w:p>
+            <w:pPr>
+              <w:jc w:val="left"/>
+            </w:pPr>
+            <w:r>
+              <w:rPr>
+                <w:rFonts w:ascii="Times New Roman" w:hAnsi="Times New Roman"/>
+                <w:sz w:val="22"/>
+              </w:rPr>
+              <w:t>Hiển thị form chỉnh sửa thông tin giao hàng và trạng thái đơn hàng</w:t>
+            </w:r>
+          </w:p>
+        </w:tc>
+      </w:tr>
+      <w:tr>
+        <w:tc>
+          <w:tcPr>
+            <w:tcW w:type="dxa" w:w="1440"/>
+          </w:tcPr>
+          <w:p>
+            <w:pPr>
+              <w:jc w:val="left"/>
+            </w:pPr>
+            <w:r>
+              <w:rPr>
+                <w:rFonts w:ascii="Times New Roman" w:hAnsi="Times New Roman"/>
+                <w:sz w:val="22"/>
+              </w:rPr>
+              <w:t>PATCH</w:t>
+            </w:r>
+          </w:p>
+        </w:tc>
+        <w:tc>
+          <w:tcPr>
+            <w:tcW w:type="dxa" w:w="4032"/>
+          </w:tcPr>
+          <w:p>
+            <w:pPr>
+              <w:jc w:val="left"/>
+            </w:pPr>
+            <w:r>
+              <w:rPr>
+                <w:rFonts w:ascii="Times New Roman" w:hAnsi="Times New Roman"/>
+                <w:sz w:val="22"/>
+              </w:rPr>
+              <w:t>/admin/orders/edit/:id</w:t>
+            </w:r>
+          </w:p>
+        </w:tc>
+        <w:tc>
+          <w:tcPr>
+            <w:tcW w:type="dxa" w:w="4608"/>
+          </w:tcPr>
+          <w:p>
+            <w:pPr>
+              <w:jc w:val="left"/>
+            </w:pPr>
+            <w:r>
+              <w:rPr>
+                <w:rFonts w:ascii="Times New Roman" w:hAnsi="Times New Roman"/>
+                <w:sz w:val="22"/>
+              </w:rPr>
+              <w:t>Cập nhật thông tin giao hàng và trạng thái đơn hàng</w:t>
+            </w:r>
+          </w:p>
+        </w:tc>
+      </w:tr>
+      <w:tr>
+        <w:tc>
+          <w:tcPr>
+            <w:tcW w:type="dxa" w:w="1440"/>
+          </w:tcPr>
+          <w:p>
+            <w:pPr>
+              <w:jc w:val="left"/>
+            </w:pPr>
+            <w:r>
+              <w:rPr>
+                <w:rFonts w:ascii="Times New Roman" w:hAnsi="Times New Roman"/>
+                <w:sz w:val="22"/>
+              </w:rPr>
+              <w:t>DELETE</w:t>
+            </w:r>
+          </w:p>
+        </w:tc>
+        <w:tc>
+          <w:tcPr>
+            <w:tcW w:type="dxa" w:w="4032"/>
+          </w:tcPr>
+          <w:p>
+            <w:pPr>
+              <w:jc w:val="left"/>
+            </w:pPr>
+            <w:r>
+              <w:rPr>
+                <w:rFonts w:ascii="Times New Roman" w:hAnsi="Times New Roman"/>
+                <w:sz w:val="22"/>
+              </w:rPr>
+              <w:t>/admin/orders/delete/:id</w:t>
+            </w:r>
+          </w:p>
+        </w:tc>
+        <w:tc>
+          <w:tcPr>
+            <w:tcW w:type="dxa" w:w="4608"/>
+          </w:tcPr>
+          <w:p>
+            <w:pPr>
+              <w:jc w:val="left"/>
+            </w:pPr>
+            <w:r>
+              <w:rPr>
+                <w:rFonts w:ascii="Times New Roman" w:hAnsi="Times New Roman"/>
+                <w:sz w:val="22"/>
+              </w:rPr>
+              <w:t>Xóa đơn hàng (xóa mềm)</w:t>
+            </w:r>
+          </w:p>
+        </w:tc>
+      </w:tr>
+      <w:tr>
+        <w:tc>
+          <w:tcPr>
+            <w:tcW w:type="dxa" w:w="1440"/>
+          </w:tcPr>
+          <w:p>
+            <w:pPr>
+              <w:jc w:val="left"/>
+            </w:pPr>
+            <w:r>
+              <w:rPr>
+                <w:rFonts w:ascii="Times New Roman" w:hAnsi="Times New Roman"/>
+                <w:sz w:val="22"/>
+              </w:rPr>
+              <w:t>PATCH</w:t>
+            </w:r>
+          </w:p>
+        </w:tc>
+        <w:tc>
+          <w:tcPr>
+            <w:tcW w:type="dxa" w:w="4032"/>
+          </w:tcPr>
+          <w:p>
+            <w:pPr>
+              <w:jc w:val="left"/>
+            </w:pPr>
+            <w:r>
+              <w:rPr>
+                <w:rFonts w:ascii="Times New Roman" w:hAnsi="Times New Roman"/>
+                <w:sz w:val="22"/>
+              </w:rPr>
+              <w:t>/admin/orders/remove-product/:orderId/:productId</w:t>
+            </w:r>
+          </w:p>
+        </w:tc>
+        <w:tc>
+          <w:tcPr>
+            <w:tcW w:type="dxa" w:w="4608"/>
+          </w:tcPr>
+          <w:p>
+            <w:pPr>
+              <w:jc w:val="left"/>
+            </w:pPr>
+            <w:r>
+              <w:rPr>
+                <w:rFonts w:ascii="Times New Roman" w:hAnsi="Times New Roman"/>
+                <w:sz w:val="22"/>
+              </w:rPr>
+              <w:t>Xóa một sản phẩm cụ thể khỏi đơn hàng</w:t>
+            </w:r>
+          </w:p>
+        </w:tc>
+      </w:tr>
+    </w:tbl>
+    <w:p/>
+    <w:p>
+      <w:pPr/>
+      <w:r>
+        <w:rPr>
+          <w:rFonts w:ascii="Times New Roman" w:hAnsi="Times New Roman"/>
+          <w:b/>
+          <w:sz w:val="28"/>
+        </w:rPr>
+        <w:t>Phân tích chức năng chính:</w:t>
+      </w:r>
+    </w:p>
+    <w:p>
+      <w:pPr/>
+      <w:r>
+        <w:rPr>
+          <w:rFonts w:ascii="Times New Roman" w:hAnsi="Times New Roman"/>
+          <w:sz w:val="28"/>
+        </w:rPr>
+        <w:t>•   Dashboard &amp; Sidebar: Hệ thống thực hiện đếm các đơn hàng hợp lệ thông qua Order.countDocuments({ deleted: false }) để truyền số lượng ra locals render trên Sidebar. Tổng doanh thu được tổng hợp tự động bằng cách lặp qua danh sách đơn hàng và cộng dồn giá mới của từng sản phẩm nhân với số lượng tương ứng.</w:t>
+      </w:r>
+    </w:p>
+    <w:p>
+      <w:pPr/>
+      <w:r>
+        <w:rPr>
+          <w:rFonts w:ascii="Times New Roman" w:hAnsi="Times New Roman"/>
+          <w:sz w:val="28"/>
+        </w:rPr>
+        <w:t>•   Quản lý chi tiết: Khi cập nhật trạng thái đơn hàng thành công hoặc xóa bớt sản phẩm trong đơn, thông tin thay đổi sẽ được phản ánh ngay lập tức trên trang lịch sử mua hàng phía Client.</w:t>
+      </w:r>
+    </w:p>
+    <w:p/>
+    <w:p>
+      <w:pPr>
         <w:pStyle w:val="Heading1"/>
         <w:rPr/>
       </w:pPr>
@@ -24501,6 +25042,241 @@
     </w:p>
     <w:p>
       <w:pPr>
+        <w:pStyle w:val="Heading2"/>
+      </w:pPr>
+      <w:r>
+        <w:rPr>
+          <w:b/>
+        </w:rPr>
+        <w:t>4.8. Lịch Sử Đơn Hàng Đã Mua (Order History)</w:t>
+      </w:r>
+    </w:p>
+    <w:p>
+      <w:pPr/>
+      <w:r>
+        <w:rPr>
+          <w:rFonts w:ascii="Times New Roman" w:hAnsi="Times New Roman"/>
+          <w:sz w:val="28"/>
+        </w:rPr>
+        <w:t>Tính năng này cho phép khách hàng sau khi đăng nhập có thể truy cập danh sách toàn bộ các đơn hàng mình đã từng mua trong quá khứ và xem chi tiết từng đơn hàng, bao gồm hình ảnh minh họa sản phẩm, tên sản phẩm, đơn giá (đã áp dụng giảm giá) và trạng thái xử lý đơn hàng tương ứng.</w:t>
+      </w:r>
+    </w:p>
+    <w:tbl>
+      <w:tblPr>
+        <w:tblW w:type="auto" w:w="0"/>
+        <w:tblLook w:firstColumn="1" w:firstRow="1" w:lastColumn="0" w:lastRow="0" w:noHBand="0" w:noVBand="1" w:val="04A0"/>
+        <w:tblBorders>
+          <w:top w:val="single" w:sz="4" w:space="0" w:color="auto"/>
+          <w:left w:val="single" w:sz="4" w:space="0" w:color="auto"/>
+          <w:bottom w:val="single" w:sz="4" w:space="0" w:color="auto"/>
+          <w:right w:val="single" w:sz="4" w:space="0" w:color="auto"/>
+          <w:insideH w:val="single" w:sz="4" w:space="0" w:color="auto"/>
+          <w:insideV w:val="single" w:sz="4" w:space="0" w:color="auto"/>
+        </w:tblBorders>
+      </w:tblPr>
+      <w:tblGrid>
+        <w:gridCol w:w="3010"/>
+        <w:gridCol w:w="3010"/>
+        <w:gridCol w:w="3010"/>
+      </w:tblGrid>
+      <w:tr>
+        <w:tc>
+          <w:tcPr>
+            <w:tcW w:type="dxa" w:w="1440"/>
+          </w:tcPr>
+          <w:p>
+            <w:pPr>
+              <w:jc w:val="left"/>
+            </w:pPr>
+            <w:r>
+              <w:rPr>
+                <w:rFonts w:ascii="Times New Roman" w:hAnsi="Times New Roman"/>
+                <w:b/>
+                <w:sz w:val="22"/>
+              </w:rPr>
+              <w:t>Method</w:t>
+            </w:r>
+          </w:p>
+        </w:tc>
+        <w:tc>
+          <w:tcPr>
+            <w:tcW w:type="dxa" w:w="4032"/>
+          </w:tcPr>
+          <w:p>
+            <w:pPr>
+              <w:jc w:val="left"/>
+            </w:pPr>
+            <w:r>
+              <w:rPr>
+                <w:rFonts w:ascii="Times New Roman" w:hAnsi="Times New Roman"/>
+                <w:b/>
+                <w:sz w:val="22"/>
+              </w:rPr>
+              <w:t>URL</w:t>
+            </w:r>
+          </w:p>
+        </w:tc>
+        <w:tc>
+          <w:tcPr>
+            <w:tcW w:type="dxa" w:w="4608"/>
+          </w:tcPr>
+          <w:p>
+            <w:pPr>
+              <w:jc w:val="left"/>
+            </w:pPr>
+            <w:r>
+              <w:rPr>
+                <w:rFonts w:ascii="Times New Roman" w:hAnsi="Times New Roman"/>
+                <w:b/>
+                <w:sz w:val="22"/>
+              </w:rPr>
+              <w:t>Mô tả</w:t>
+            </w:r>
+          </w:p>
+        </w:tc>
+      </w:tr>
+      <w:tr>
+        <w:tc>
+          <w:tcPr>
+            <w:tcW w:type="dxa" w:w="1440"/>
+          </w:tcPr>
+          <w:p>
+            <w:pPr>
+              <w:jc w:val="left"/>
+            </w:pPr>
+            <w:r>
+              <w:rPr>
+                <w:rFonts w:ascii="Times New Roman" w:hAnsi="Times New Roman"/>
+                <w:sz w:val="22"/>
+              </w:rPr>
+              <w:t>GET</w:t>
+            </w:r>
+          </w:p>
+        </w:tc>
+        <w:tc>
+          <w:tcPr>
+            <w:tcW w:type="dxa" w:w="4032"/>
+          </w:tcPr>
+          <w:p>
+            <w:pPr>
+              <w:jc w:val="left"/>
+            </w:pPr>
+            <w:r>
+              <w:rPr>
+                <w:rFonts w:ascii="Times New Roman" w:hAnsi="Times New Roman"/>
+                <w:sz w:val="22"/>
+              </w:rPr>
+              <w:t>/orders</w:t>
+            </w:r>
+          </w:p>
+        </w:tc>
+        <w:tc>
+          <w:tcPr>
+            <w:tcW w:type="dxa" w:w="4608"/>
+          </w:tcPr>
+          <w:p>
+            <w:pPr>
+              <w:jc w:val="left"/>
+            </w:pPr>
+            <w:r>
+              <w:rPr>
+                <w:rFonts w:ascii="Times New Roman" w:hAnsi="Times New Roman"/>
+                <w:sz w:val="22"/>
+              </w:rPr>
+              <w:t>Xem danh sách các đơn hàng đã đặt mua (sắp xếp từ mới nhất)</w:t>
+            </w:r>
+          </w:p>
+        </w:tc>
+      </w:tr>
+      <w:tr>
+        <w:tc>
+          <w:tcPr>
+            <w:tcW w:type="dxa" w:w="1440"/>
+          </w:tcPr>
+          <w:p>
+            <w:pPr>
+              <w:jc w:val="left"/>
+            </w:pPr>
+            <w:r>
+              <w:rPr>
+                <w:rFonts w:ascii="Times New Roman" w:hAnsi="Times New Roman"/>
+                <w:sz w:val="22"/>
+              </w:rPr>
+              <w:t>GET</w:t>
+            </w:r>
+          </w:p>
+        </w:tc>
+        <w:tc>
+          <w:tcPr>
+            <w:tcW w:type="dxa" w:w="4032"/>
+          </w:tcPr>
+          <w:p>
+            <w:pPr>
+              <w:jc w:val="left"/>
+            </w:pPr>
+            <w:r>
+              <w:rPr>
+                <w:rFonts w:ascii="Times New Roman" w:hAnsi="Times New Roman"/>
+                <w:sz w:val="22"/>
+              </w:rPr>
+              <w:t>/orders/detail/:id</w:t>
+            </w:r>
+          </w:p>
+        </w:tc>
+        <w:tc>
+          <w:tcPr>
+            <w:tcW w:type="dxa" w:w="4608"/>
+          </w:tcPr>
+          <w:p>
+            <w:pPr>
+              <w:jc w:val="left"/>
+            </w:pPr>
+            <w:r>
+              <w:rPr>
+                <w:rFonts w:ascii="Times New Roman" w:hAnsi="Times New Roman"/>
+                <w:sz w:val="22"/>
+              </w:rPr>
+              <w:t>Xem thông tin chi tiết các sản phẩm, địa chỉ nhận hàng và trạng thái đơn hàng</w:t>
+            </w:r>
+          </w:p>
+        </w:tc>
+      </w:tr>
+    </w:tbl>
+    <w:p/>
+    <w:p>
+      <w:pPr/>
+      <w:r>
+        <w:rPr>
+          <w:rFonts w:ascii="Times New Roman" w:hAnsi="Times New Roman"/>
+          <w:b/>
+          <w:sz w:val="28"/>
+        </w:rPr>
+        <w:t>Phân tích chi tiết:</w:t>
+      </w:r>
+    </w:p>
+    <w:p>
+      <w:pPr/>
+      <w:r>
+        <w:rPr>
+          <w:rFonts w:ascii="Times New Roman" w:hAnsi="Times New Roman"/>
+          <w:sz w:val="28"/>
+        </w:rPr>
+        <w:t>•   Khi người dùng tạo đơn hàng tại trang Checkout, hệ thống sẽ tự động gán trường `user_id` bằng ID của tài khoản đang đăng nhập để liên kết đơn hàng này với tài khoản khách hàng.</w:t>
+      </w:r>
+    </w:p>
+    <w:p>
+      <w:pPr/>
+      <w:r>
+        <w:rPr>
+          <w:rFonts w:ascii="Times New Roman" w:hAnsi="Times New Roman"/>
+          <w:sz w:val="28"/>
+        </w:rPr>
+        <w:t>•   Trang danh sách truy vấn các đơn hàng có `user_id` khớp với người dùng hiện tại, sắp xếp theo thời gian mới nhất (createdAt: -1), sau đó dùng vòng lặp để lấy thêm hình ảnh, tên sản phẩm và slug từ Product Model phục vụ việc render giao diện đầy đủ thông tin.</w:t>
+      </w:r>
+    </w:p>
+    <w:p/>
+    <w:p>
+      <w:pPr>
         <w:pStyle w:val="Heading1"/>
         <w:rPr/>
       </w:pPr>
@@ -30446,6 +31222,80 @@
         </w:rPr>
       </w:r>
     </w:p>
+    <w:p>
+      <w:pPr>
+        <w:pStyle w:val="Heading2"/>
+      </w:pPr>
+      <w:r>
+        <w:rPr>
+          <w:b/>
+        </w:rPr>
+        <w:t>5.9. Sơ Đồ Thực Thể Liên Kết (ERD)</w:t>
+      </w:r>
+    </w:p>
+    <w:p>
+      <w:pPr/>
+      <w:r>
+        <w:rPr>
+          <w:rFonts w:ascii="Times New Roman" w:hAnsi="Times New Roman"/>
+          <w:sz w:val="28"/>
+        </w:rPr>
+        <w:t>Sơ đồ thực thể liên kết (ERD) thể hiện cấu trúc cơ sở dữ liệu MongoDB và mối quan hệ giữa các collections chính (User, Account, Role, Product, Category, Cart, Order) trong hệ thống:</w:t>
+      </w:r>
+    </w:p>
+    <w:p>
+      <w:pPr>
+        <w:jc w:val="center"/>
+      </w:pPr>
+      <w:r>
+        <w:drawing>
+          <wp:inline>
+            <wp:extent cx="5486400" cy="4009292"/>
+            <wp:docPr id="6" name="Picture 6"/>
+            <wp:cNvGraphicFramePr>
+              <a:graphicFrameLocks noChangeAspect="1"/>
+            </wp:cNvGraphicFramePr>
+            <a:graphic>
+              <a:graphicData uri="http://schemas.openxmlformats.org/drawingml/2006/picture">
+                <pic:pic>
+                  <pic:nvPicPr>
+                    <pic:cNvPr id="0" name="erd_diagram.png"/>
+                    <pic:cNvPicPr/>
+                  </pic:nvPicPr>
+                  <pic:blipFill>
+                    <a:blip r:embed="rId14"/>
+                    <a:stretch>
+                      <a:fillRect/>
+                    </a:stretch>
+                  </pic:blipFill>
+                  <pic:spPr>
+                    <a:xfrm>
+                      <a:off x="0" y="0"/>
+                      <a:ext cx="5486400" cy="4009292"/>
+                    </a:xfrm>
+                    <a:prstGeom prst="rect"/>
+                  </pic:spPr>
+                </pic:pic>
+              </a:graphicData>
+            </a:graphic>
+          </wp:inline>
+        </w:drawing>
+      </w:r>
+    </w:p>
+    <w:p>
+      <w:pPr>
+        <w:jc w:val="center"/>
+      </w:pPr>
+      <w:r>
+        <w:rPr>
+          <w:rFonts w:ascii="Times New Roman" w:hAnsi="Times New Roman"/>
+          <w:i/>
+          <w:sz w:val="28"/>
+        </w:rPr>
+        <w:t>Hình 5.1: Lược đồ quan hệ thực thể (ERD) của hệ thống</w:t>
+      </w:r>
+    </w:p>
+    <w:p/>
     <w:p>
       <w:pPr>
         <w:pStyle w:val="Heading1"/>
